--- a/terrain-tool/docs/samples/pahang_bentong_hills/terrain-screening-pahang.docx
+++ b/terrain-tool/docs/samples/pahang_bentong_hills/terrain-screening-pahang.docx
@@ -226,7 +226,7 @@
                 <w:color w:val="12233A"/>
                 <w:sz w:val="18"/>
               </w:rPr>
-              <w:t>13 October 2026, 10:08 MYT</w:t>
+              <w:t>13 October 2026, 14:50 MYT</w:t>
             </w:r>
           </w:p>
         </w:tc>
@@ -3609,7 +3609,7 @@
         <w:spacing w:after="80"/>
       </w:pPr>
       <w:r>
-        <w:t>Contours are drawn every 10 m; this tool never draws them finer than 5 m. The ASPRS Positional Accuracy Standards (2014, repeated in 2023) relate a contour interval to digital elevation data as twice the 90% vertical error (LE90); with the specified relative LE90 of under 2 m on slopes up to 20%, that is up to about 4 m, so 5 m is the finest honest interval for this model. Contours are for context, not design.</w:t>
+        <w:t>Contours are drawn every 10 m. The ASPRS Positional Accuracy Standards (2014, repeated in 2023) relate a contour interval to digital elevation data as twice the 90% vertical error (LE90) against true ground; with the specified absolute LE90 of under 4 m that corresponds to about 8 m, and far coarser under forest canopy. Contours are drawn for context only and are not to a mapping standard.</w:t>
       </w:r>
     </w:p>
     <w:p>
@@ -3725,10 +3725,10 @@
         <w:rPr>
           <w:b/>
         </w:rPr>
-        <w:t xml:space="preserve">Projection: </w:t>
+        <w:t xml:space="preserve">Method: </w:t>
       </w:r>
       <w:r>
-        <w:t>areas, lengths and slopes are computed on a local UTM grid (EPSG:32647, WGS 84).</w:t>
+        <w:t>areas and lengths are geodesic on the WGS 84 ellipsoid; slopes are computed on the elevation model's geographic grid; maps are drawn on a local UTM grid (EPSG:32647).</w:t>
       </w:r>
     </w:p>
     <w:p>
